--- a/examples/doc/README.docx
+++ b/examples/doc/README.docx
@@ -16,7 +16,58 @@
         <w:pStyle w:val="FirstParagraph"/>
       </w:pPr>
       <w:r>
-        <w:t xml:space="preserve">This directory contains example R Markdown files for daltoolbox: modeling, visualization, and data preparation.</w:t>
+        <w:t xml:space="preserve">This directory contains the source R Markdown examples used to illustrate how</w:t>
+      </w:r>
+      <w:r>
+        <w:t xml:space="preserve"> </w:t>
+      </w:r>
+      <w:r>
+        <w:rPr>
+          <w:rStyle w:val="VerbatimChar"/>
+        </w:rPr>
+        <w:t xml:space="preserve">daltoolbox</w:t>
+      </w:r>
+      <w:r>
+        <w:t xml:space="preserve"> </w:t>
+      </w:r>
+      <w:r>
+        <w:t xml:space="preserve">supports data preparation, modeling, visualization, and customization in a consistent Experiment Line workflow.</w:t>
+      </w:r>
+    </w:p>
+    <w:p>
+      <w:pPr>
+        <w:pStyle w:val="BodyText"/>
+      </w:pPr>
+      <w:r>
+        <w:t xml:space="preserve">The main goal of this collection is not only to show isolated functions, but to help readers understand how complete analytical tasks can be structured with a uniform interface. Across the examples, the same ideas appear repeatedly: prepare the data, configure a method, fit the object, apply the action expected for that object, and evaluate the result when appropriate.</w:t>
+      </w:r>
+    </w:p>
+    <w:p>
+      <w:pPr>
+        <w:pStyle w:val="BodyText"/>
+      </w:pPr>
+      <w:r>
+        <w:t xml:space="preserve">If you are new to the package, a good path is to start with the transformation examples, then move to classification or regression, and only after that explore clustering, graphics, and custom extensions. This progression makes it easier to understand how the examples build on the same design principles.</w:t>
+      </w:r>
+    </w:p>
+    <w:p>
+      <w:pPr>
+        <w:pStyle w:val="BodyText"/>
+      </w:pPr>
+      <w:r>
+        <w:t xml:space="preserve">The links below point to the generated Markdown files under</w:t>
+      </w:r>
+      <w:r>
+        <w:t xml:space="preserve"> </w:t>
+      </w:r>
+      <w:r>
+        <w:rPr>
+          <w:rStyle w:val="VerbatimChar"/>
+        </w:rPr>
+        <w:t xml:space="preserve">examples/</w:t>
+      </w:r>
+      <w:r>
+        <w:t xml:space="preserve">, which are the rendered outputs intended for reading.</w:t>
       </w:r>
     </w:p>
     <w:p>

--- a/examples/doc/README.docx
+++ b/examples/doc/README.docx
@@ -2,7 +2,7 @@
 <file path=word/document.xml><?xml version="1.0" encoding="utf-8"?>
 <w:document xmlns:w="http://schemas.openxmlformats.org/wordprocessingml/2006/main" xmlns:m="http://schemas.openxmlformats.org/officeDocument/2006/math" xmlns:r="http://schemas.openxmlformats.org/officeDocument/2006/relationships" xmlns:o="urn:schemas-microsoft-com:office:office" xmlns:v="urn:schemas-microsoft-com:vml" xmlns:w10="urn:schemas-microsoft-com:office:word" xmlns:a="http://schemas.openxmlformats.org/drawingml/2006/main" xmlns:pic="http://schemas.openxmlformats.org/drawingml/2006/picture" xmlns:wp="http://schemas.openxmlformats.org/drawingml/2006/wordprocessingDrawing">
   <w:body>
-    <w:bookmarkStart w:id="26" w:name="daltoolbox-examples"/>
+    <w:bookmarkStart w:id="27" w:name="daltoolbox-examples"/>
     <w:p>
       <w:pPr>
         <w:pStyle w:val="Heading1"/>
@@ -79,6 +79,29 @@
         </w:numPr>
       </w:pPr>
       <w:hyperlink r:id="rId20">
+        <w:r>
+          <w:rPr>
+            <w:rStyle w:val="Hyperlink"/>
+          </w:rPr>
+          <w:t xml:space="preserve">Tutorials</w:t>
+        </w:r>
+      </w:hyperlink>
+      <w:r>
+        <w:t xml:space="preserve"> </w:t>
+      </w:r>
+      <w:r>
+        <w:t xml:space="preserve">- 13 tutorials organized as a guided path from first workflow to custom extension.</w:t>
+      </w:r>
+    </w:p>
+    <w:p>
+      <w:pPr>
+        <w:pStyle w:val="Compact"/>
+        <w:numPr>
+          <w:ilvl w:val="0"/>
+          <w:numId w:val="1001"/>
+        </w:numPr>
+      </w:pPr>
+      <w:hyperlink r:id="rId21">
         <w:r>
           <w:rPr>
             <w:rStyle w:val="Hyperlink"/>
@@ -101,7 +124,7 @@
           <w:numId w:val="1001"/>
         </w:numPr>
       </w:pPr>
-      <w:hyperlink r:id="rId21">
+      <w:hyperlink r:id="rId22">
         <w:r>
           <w:rPr>
             <w:rStyle w:val="Hyperlink"/>
@@ -124,7 +147,7 @@
           <w:numId w:val="1001"/>
         </w:numPr>
       </w:pPr>
-      <w:hyperlink r:id="rId22">
+      <w:hyperlink r:id="rId23">
         <w:r>
           <w:rPr>
             <w:rStyle w:val="Hyperlink"/>
@@ -147,7 +170,7 @@
           <w:numId w:val="1001"/>
         </w:numPr>
       </w:pPr>
-      <w:hyperlink r:id="rId23">
+      <w:hyperlink r:id="rId24">
         <w:r>
           <w:rPr>
             <w:rStyle w:val="Hyperlink"/>
@@ -170,7 +193,7 @@
           <w:numId w:val="1001"/>
         </w:numPr>
       </w:pPr>
-      <w:hyperlink r:id="rId24">
+      <w:hyperlink r:id="rId25">
         <w:r>
           <w:rPr>
             <w:rStyle w:val="Hyperlink"/>
@@ -193,7 +216,7 @@
           <w:numId w:val="1001"/>
         </w:numPr>
       </w:pPr>
-      <w:hyperlink r:id="rId25">
+      <w:hyperlink r:id="rId26">
         <w:r>
           <w:rPr>
             <w:rStyle w:val="Hyperlink"/>
@@ -208,7 +231,7 @@
         <w:t xml:space="preserve">- 21 examples including discretization, normalization, curvature analysis, feature selection, and balancing.</w:t>
       </w:r>
     </w:p>
-    <w:bookmarkEnd w:id="26"/>
+    <w:bookmarkEnd w:id="27"/>
     <w:sectPr>
       <w:footnotePr>
         <w:numRestart w:val="eachSect"/>

--- a/examples/doc/README.docx
+++ b/examples/doc/README.docx
@@ -2,7 +2,7 @@
 <file path=word/document.xml><?xml version="1.0" encoding="utf-8"?>
 <w:document xmlns:w="http://schemas.openxmlformats.org/wordprocessingml/2006/main" xmlns:m="http://schemas.openxmlformats.org/officeDocument/2006/math" xmlns:r="http://schemas.openxmlformats.org/officeDocument/2006/relationships" xmlns:o="urn:schemas-microsoft-com:office:office" xmlns:v="urn:schemas-microsoft-com:vml" xmlns:w10="urn:schemas-microsoft-com:office:word" xmlns:a="http://schemas.openxmlformats.org/drawingml/2006/main" xmlns:pic="http://schemas.openxmlformats.org/drawingml/2006/picture" xmlns:wp="http://schemas.openxmlformats.org/drawingml/2006/wordprocessingDrawing">
   <w:body>
-    <w:bookmarkStart w:id="27" w:name="daltoolbox-examples"/>
+    <w:bookmarkStart w:id="30" w:name="daltoolbox-examples"/>
     <w:p>
       <w:pPr>
         <w:pStyle w:val="Heading1"/>
@@ -16,7 +16,39 @@
         <w:pStyle w:val="FirstParagraph"/>
       </w:pPr>
       <w:r>
-        <w:t xml:space="preserve">This directory contains the source R Markdown examples used to illustrate how</w:t>
+        <w:t xml:space="preserve">The examples are reorganized to support two complementary entry points:</w:t>
+      </w:r>
+    </w:p>
+    <w:p>
+      <w:pPr>
+        <w:pStyle w:val="Compact"/>
+        <w:numPr>
+          <w:ilvl w:val="0"/>
+          <w:numId w:val="1001"/>
+        </w:numPr>
+      </w:pPr>
+      <w:r>
+        <w:t xml:space="preserve">a guided tutorial track for readers who want to learn the workflow step by step</w:t>
+      </w:r>
+    </w:p>
+    <w:p>
+      <w:pPr>
+        <w:pStyle w:val="Compact"/>
+        <w:numPr>
+          <w:ilvl w:val="0"/>
+          <w:numId w:val="1001"/>
+        </w:numPr>
+      </w:pPr>
+      <w:r>
+        <w:t xml:space="preserve">thematic example collections for readers who want to inspect a specific family of methods</w:t>
+      </w:r>
+    </w:p>
+    <w:p>
+      <w:pPr>
+        <w:pStyle w:val="FirstParagraph"/>
+      </w:pPr>
+      <w:r>
+        <w:t xml:space="preserve">If you are new to</w:t>
       </w:r>
       <w:r>
         <w:t xml:space="preserve"> </w:t>
@@ -28,46 +60,16 @@
         <w:t xml:space="preserve">daltoolbox</w:t>
       </w:r>
       <w:r>
-        <w:t xml:space="preserve"> </w:t>
-      </w:r>
-      <w:r>
-        <w:t xml:space="preserve">supports data preparation, modeling, visualization, and customization in a consistent Experiment Line workflow.</w:t>
-      </w:r>
-    </w:p>
-    <w:p>
-      <w:pPr>
-        <w:pStyle w:val="BodyText"/>
-      </w:pPr>
-      <w:r>
-        <w:t xml:space="preserve">The main goal of this collection is not only to show isolated functions, but to help readers understand how complete analytical tasks can be structured with a uniform interface. Across the examples, the same ideas appear repeatedly: prepare the data, configure a method, fit the object, apply the action expected for that object, and evaluate the result when appropriate.</w:t>
-      </w:r>
-    </w:p>
-    <w:p>
-      <w:pPr>
-        <w:pStyle w:val="BodyText"/>
-      </w:pPr>
-      <w:r>
-        <w:t xml:space="preserve">If you are new to the package, a good path is to start with the transformation examples, then move to classification or regression, and only after that explore clustering, graphics, and custom extensions. This progression makes it easier to understand how the examples build on the same design principles.</w:t>
-      </w:r>
-    </w:p>
-    <w:p>
-      <w:pPr>
-        <w:pStyle w:val="BodyText"/>
-      </w:pPr>
-      <w:r>
-        <w:t xml:space="preserve">The links below point to the generated Markdown files under</w:t>
-      </w:r>
-      <w:r>
-        <w:t xml:space="preserve"> </w:t>
-      </w:r>
-      <w:r>
-        <w:rPr>
-          <w:rStyle w:val="VerbatimChar"/>
-        </w:rPr>
-        <w:t xml:space="preserve">examples/</w:t>
-      </w:r>
-      <w:r>
-        <w:t xml:space="preserve">, which are the rendered outputs intended for reading.</w:t>
+        <w:t xml:space="preserve">, start with the tutorials. If you already know the package structure, the thematic collections remain available and were reorganized with more didactic descriptions.</w:t>
+      </w:r>
+    </w:p>
+    <w:bookmarkStart w:id="21" w:name="guided-tutorial-track"/>
+    <w:p>
+      <w:pPr>
+        <w:pStyle w:val="Heading3"/>
+      </w:pPr>
+      <w:r>
+        <w:t xml:space="preserve">Guided tutorial track</w:t>
       </w:r>
     </w:p>
     <w:p>
@@ -75,7 +77,7 @@
         <w:pStyle w:val="Compact"/>
         <w:numPr>
           <w:ilvl w:val="0"/>
-          <w:numId w:val="1001"/>
+          <w:numId w:val="1002"/>
         </w:numPr>
       </w:pPr>
       <w:hyperlink r:id="rId20">
@@ -90,7 +92,17 @@
         <w:t xml:space="preserve"> </w:t>
       </w:r>
       <w:r>
-        <w:t xml:space="preserve">- 13 tutorials organized as a guided path from first workflow to custom extension.</w:t>
+        <w:t xml:space="preserve">- a 13-part learning sequence covering first experiment, sampling, data quality, preprocessing, baselines, metrics, model comparison, tuning, end-to-end pipelines, regression, clustering, visual analysis, and custom extensions.</w:t>
+      </w:r>
+    </w:p>
+    <w:bookmarkEnd w:id="21"/>
+    <w:bookmarkStart w:id="28" w:name="thematic-example-collections"/>
+    <w:p>
+      <w:pPr>
+        <w:pStyle w:val="Heading3"/>
+      </w:pPr>
+      <w:r>
+        <w:t xml:space="preserve">Thematic example collections</w:t>
       </w:r>
     </w:p>
     <w:p>
@@ -98,10 +110,33 @@
         <w:pStyle w:val="Compact"/>
         <w:numPr>
           <w:ilvl w:val="0"/>
-          <w:numId w:val="1001"/>
+          <w:numId w:val="1003"/>
         </w:numPr>
       </w:pPr>
-      <w:hyperlink r:id="rId21">
+      <w:hyperlink r:id="rId22">
+        <w:r>
+          <w:rPr>
+            <w:rStyle w:val="Hyperlink"/>
+          </w:rPr>
+          <w:t xml:space="preserve">Transformations</w:t>
+        </w:r>
+      </w:hyperlink>
+      <w:r>
+        <w:t xml:space="preserve"> </w:t>
+      </w:r>
+      <w:r>
+        <w:t xml:space="preserve">- sampling, balancing, cleaning, scaling, encoding, smoothing, feature selection, dimensionality reduction, and curvature-based heuristics.</w:t>
+      </w:r>
+    </w:p>
+    <w:p>
+      <w:pPr>
+        <w:pStyle w:val="Compact"/>
+        <w:numPr>
+          <w:ilvl w:val="0"/>
+          <w:numId w:val="1003"/>
+        </w:numPr>
+      </w:pPr>
+      <w:hyperlink r:id="rId23">
         <w:r>
           <w:rPr>
             <w:rStyle w:val="Hyperlink"/>
@@ -113,7 +148,7 @@
         <w:t xml:space="preserve"> </w:t>
       </w:r>
       <w:r>
-        <w:t xml:space="preserve">- 8 examples (e.g., cla_dtree, cla_knn, cla_majority). Supervised classification algorithms and tuning.</w:t>
+        <w:t xml:space="preserve">- baseline models, core classifier families, and model selection.</w:t>
       </w:r>
     </w:p>
     <w:p>
@@ -121,10 +156,33 @@
         <w:pStyle w:val="Compact"/>
         <w:numPr>
           <w:ilvl w:val="0"/>
-          <w:numId w:val="1001"/>
+          <w:numId w:val="1003"/>
         </w:numPr>
       </w:pPr>
-      <w:hyperlink r:id="rId22">
+      <w:hyperlink r:id="rId24">
+        <w:r>
+          <w:rPr>
+            <w:rStyle w:val="Hyperlink"/>
+          </w:rPr>
+          <w:t xml:space="preserve">Regression</w:t>
+        </w:r>
+      </w:hyperlink>
+      <w:r>
+        <w:t xml:space="preserve"> </w:t>
+      </w:r>
+      <w:r>
+        <w:t xml:space="preserve">- interpretable models, nonlinear learners, and tuning for numeric prediction.</w:t>
+      </w:r>
+    </w:p>
+    <w:p>
+      <w:pPr>
+        <w:pStyle w:val="Compact"/>
+        <w:numPr>
+          <w:ilvl w:val="0"/>
+          <w:numId w:val="1003"/>
+        </w:numPr>
+      </w:pPr>
+      <w:hyperlink r:id="rId25">
         <w:r>
           <w:rPr>
             <w:rStyle w:val="Hyperlink"/>
@@ -136,7 +194,7 @@
         <w:t xml:space="preserve"> </w:t>
       </w:r>
       <w:r>
-        <w:t xml:space="preserve">- 4 examples (e.g., clu_dbscan, clu_kmeans, clu_pam). Unsupervised clustering methods and model selection.</w:t>
+        <w:t xml:space="preserve">- partitional, medoid-based, density-based methods, and clustering model selection.</w:t>
       </w:r>
     </w:p>
     <w:p>
@@ -144,33 +202,10 @@
         <w:pStyle w:val="Compact"/>
         <w:numPr>
           <w:ilvl w:val="0"/>
-          <w:numId w:val="1001"/>
+          <w:numId w:val="1003"/>
         </w:numPr>
       </w:pPr>
-      <w:hyperlink r:id="rId23">
-        <w:r>
-          <w:rPr>
-            <w:rStyle w:val="Hyperlink"/>
-          </w:rPr>
-          <w:t xml:space="preserve">Custom</w:t>
-        </w:r>
-      </w:hyperlink>
-      <w:r>
-        <w:t xml:space="preserve"> </w:t>
-      </w:r>
-      <w:r>
-        <w:t xml:space="preserve">- 4 examples (e.g., custom_transformation, custom_classification, custom_clustering). Didactic examples showing how to integrate external methods into the Experiment Line workflow.</w:t>
-      </w:r>
-    </w:p>
-    <w:p>
-      <w:pPr>
-        <w:pStyle w:val="Compact"/>
-        <w:numPr>
-          <w:ilvl w:val="0"/>
-          <w:numId w:val="1001"/>
-        </w:numPr>
-      </w:pPr>
-      <w:hyperlink r:id="rId24">
+      <w:hyperlink r:id="rId26">
         <w:r>
           <w:rPr>
             <w:rStyle w:val="Hyperlink"/>
@@ -182,7 +217,7 @@
         <w:t xml:space="preserve"> </w:t>
       </w:r>
       <w:r>
-        <w:t xml:space="preserve">- 17 examples (e.g., grf_bar_error, grf_bar, grf_boxplot). Chart examples with ggplot2 and helpers.</w:t>
+        <w:t xml:space="preserve">- comparison, distribution, relationship, time-oriented, and export-focused visualizations.</w:t>
       </w:r>
     </w:p>
     <w:p>
@@ -190,22 +225,40 @@
         <w:pStyle w:val="Compact"/>
         <w:numPr>
           <w:ilvl w:val="0"/>
-          <w:numId w:val="1001"/>
+          <w:numId w:val="1003"/>
         </w:numPr>
       </w:pPr>
-      <w:hyperlink r:id="rId25">
+      <w:hyperlink r:id="rId27">
         <w:r>
           <w:rPr>
             <w:rStyle w:val="Hyperlink"/>
           </w:rPr>
-          <w:t xml:space="preserve">Regression</w:t>
+          <w:t xml:space="preserve">Custom extensions</w:t>
         </w:r>
       </w:hyperlink>
       <w:r>
         <w:t xml:space="preserve"> </w:t>
       </w:r>
       <w:r>
-        <w:t xml:space="preserve">- 6 examples (e.g., reg_dtree, reg_knn, reg_mlp). Supervised regression algorithms and tuning.</w:t>
+        <w:t xml:space="preserve">- examples showing how to integrate new transformations, classifiers, regressors, and clustering methods into the Experiment Line workflow.</w:t>
+      </w:r>
+    </w:p>
+    <w:bookmarkEnd w:id="28"/>
+    <w:bookmarkStart w:id="29" w:name="documentation-design"/>
+    <w:p>
+      <w:pPr>
+        <w:pStyle w:val="Heading3"/>
+      </w:pPr>
+      <w:r>
+        <w:t xml:space="preserve">Documentation design</w:t>
+      </w:r>
+    </w:p>
+    <w:p>
+      <w:pPr>
+        <w:pStyle w:val="FirstParagraph"/>
+      </w:pPr>
+      <w:r>
+        <w:t xml:space="preserve">The examples were revised to be more useful for learning:</w:t>
       </w:r>
     </w:p>
     <w:p>
@@ -213,25 +266,54 @@
         <w:pStyle w:val="Compact"/>
         <w:numPr>
           <w:ilvl w:val="0"/>
-          <w:numId w:val="1001"/>
+          <w:numId w:val="1004"/>
         </w:numPr>
       </w:pPr>
-      <w:hyperlink r:id="rId26">
-        <w:r>
-          <w:rPr>
-            <w:rStyle w:val="Hyperlink"/>
-          </w:rPr>
-          <w:t xml:space="preserve">Transformations</w:t>
-        </w:r>
-      </w:hyperlink>
+      <w:r>
+        <w:t xml:space="preserve">files inside each collection are now numbered in a suggested reading order</w:t>
+      </w:r>
+    </w:p>
+    <w:p>
+      <w:pPr>
+        <w:pStyle w:val="Compact"/>
+        <w:numPr>
+          <w:ilvl w:val="0"/>
+          <w:numId w:val="1004"/>
+        </w:numPr>
+      </w:pPr>
+      <w:r>
+        <w:t xml:space="preserve">category</w:t>
+      </w:r>
       <w:r>
         <w:t xml:space="preserve"> </w:t>
       </w:r>
       <w:r>
-        <w:t xml:space="preserve">- 21 examples including discretization, normalization, curvature analysis, feature selection, and balancing.</w:t>
-      </w:r>
-    </w:p>
-    <w:bookmarkEnd w:id="27"/>
+        <w:rPr>
+          <w:rStyle w:val="VerbatimChar"/>
+        </w:rPr>
+        <w:t xml:space="preserve">README</w:t>
+      </w:r>
+      <w:r>
+        <w:t xml:space="preserve"> </w:t>
+      </w:r>
+      <w:r>
+        <w:t xml:space="preserve">files group examples by subject rather than only by class name</w:t>
+      </w:r>
+    </w:p>
+    <w:p>
+      <w:pPr>
+        <w:pStyle w:val="Compact"/>
+        <w:numPr>
+          <w:ilvl w:val="0"/>
+          <w:numId w:val="1004"/>
+        </w:numPr>
+      </w:pPr>
+      <w:r>
+        <w:t xml:space="preserve">many examples now include more explanation between code blocks, including interpretation hints and common mistakes</w:t>
+      </w:r>
+    </w:p>
+    <w:bookmarkEnd w:id="29"/>
+    <w:bookmarkEnd w:id="30"/>
     <w:sectPr>
       <w:footnotePr>
         <w:numRestart w:val="eachSect"/>
@@ -449,6 +531,15 @@
     <w:abstractNumId w:val="990"/>
   </w:num>
   <w:num w:numId="1001">
+    <w:abstractNumId w:val="991"/>
+  </w:num>
+  <w:num w:numId="1002">
+    <w:abstractNumId w:val="991"/>
+  </w:num>
+  <w:num w:numId="1003">
+    <w:abstractNumId w:val="991"/>
+  </w:num>
+  <w:num w:numId="1004">
     <w:abstractNumId w:val="991"/>
   </w:num>
 </w:numbering>

--- a/examples/doc/README.docx
+++ b/examples/doc/README.docx
@@ -2,7 +2,7 @@
 <file path=word/document.xml><?xml version="1.0" encoding="utf-8"?>
 <w:document xmlns:w="http://schemas.openxmlformats.org/wordprocessingml/2006/main" xmlns:m="http://schemas.openxmlformats.org/officeDocument/2006/math" xmlns:r="http://schemas.openxmlformats.org/officeDocument/2006/relationships" xmlns:o="urn:schemas-microsoft-com:office:office" xmlns:v="urn:schemas-microsoft-com:vml" xmlns:w10="urn:schemas-microsoft-com:office:word" xmlns:a="http://schemas.openxmlformats.org/drawingml/2006/main" xmlns:pic="http://schemas.openxmlformats.org/drawingml/2006/picture" xmlns:wp="http://schemas.openxmlformats.org/drawingml/2006/wordprocessingDrawing">
   <w:body>
-    <w:bookmarkStart w:id="30" w:name="daltoolbox-examples"/>
+    <w:bookmarkStart w:id="19" w:name="daltoolbox-examples"/>
     <w:p>
       <w:pPr>
         <w:pStyle w:val="Heading1"/>
@@ -63,7 +63,7 @@
         <w:t xml:space="preserve">, start with the tutorials. If you already know the package structure, the thematic collections remain available and were reorganized with more didactic descriptions.</w:t>
       </w:r>
     </w:p>
-    <w:bookmarkStart w:id="21" w:name="guided-tutorial-track"/>
+    <w:bookmarkStart w:id="10" w:name="guided-tutorial-track"/>
     <w:p>
       <w:pPr>
         <w:pStyle w:val="Heading3"/>
@@ -80,7 +80,7 @@
           <w:numId w:val="1002"/>
         </w:numPr>
       </w:pPr>
-      <w:hyperlink r:id="rId20">
+      <w:hyperlink r:id="rId9">
         <w:r>
           <w:rPr>
             <w:rStyle w:val="Hyperlink"/>
@@ -95,8 +95,8 @@
         <w:t xml:space="preserve">- a 13-part learning sequence covering first experiment, sampling, data quality, preprocessing, baselines, metrics, model comparison, tuning, end-to-end pipelines, regression, clustering, visual analysis, and custom extensions.</w:t>
       </w:r>
     </w:p>
-    <w:bookmarkEnd w:id="21"/>
-    <w:bookmarkStart w:id="28" w:name="thematic-example-collections"/>
+    <w:bookmarkEnd w:id="10"/>
+    <w:bookmarkStart w:id="17" w:name="thematic-example-collections"/>
     <w:p>
       <w:pPr>
         <w:pStyle w:val="Heading3"/>
@@ -113,7 +113,7 @@
           <w:numId w:val="1003"/>
         </w:numPr>
       </w:pPr>
-      <w:hyperlink r:id="rId22">
+      <w:hyperlink r:id="rId11">
         <w:r>
           <w:rPr>
             <w:rStyle w:val="Hyperlink"/>
@@ -136,7 +136,7 @@
           <w:numId w:val="1003"/>
         </w:numPr>
       </w:pPr>
-      <w:hyperlink r:id="rId23">
+      <w:hyperlink r:id="rId12">
         <w:r>
           <w:rPr>
             <w:rStyle w:val="Hyperlink"/>
@@ -159,7 +159,7 @@
           <w:numId w:val="1003"/>
         </w:numPr>
       </w:pPr>
-      <w:hyperlink r:id="rId24">
+      <w:hyperlink r:id="rId13">
         <w:r>
           <w:rPr>
             <w:rStyle w:val="Hyperlink"/>
@@ -182,7 +182,7 @@
           <w:numId w:val="1003"/>
         </w:numPr>
       </w:pPr>
-      <w:hyperlink r:id="rId25">
+      <w:hyperlink r:id="rId14">
         <w:r>
           <w:rPr>
             <w:rStyle w:val="Hyperlink"/>
@@ -205,7 +205,7 @@
           <w:numId w:val="1003"/>
         </w:numPr>
       </w:pPr>
-      <w:hyperlink r:id="rId26">
+      <w:hyperlink r:id="rId15">
         <w:r>
           <w:rPr>
             <w:rStyle w:val="Hyperlink"/>
@@ -228,7 +228,7 @@
           <w:numId w:val="1003"/>
         </w:numPr>
       </w:pPr>
-      <w:hyperlink r:id="rId27">
+      <w:hyperlink r:id="rId16">
         <w:r>
           <w:rPr>
             <w:rStyle w:val="Hyperlink"/>
@@ -243,8 +243,8 @@
         <w:t xml:space="preserve">- examples showing how to integrate new transformations, classifiers, regressors, and clustering methods into the Experiment Line workflow.</w:t>
       </w:r>
     </w:p>
-    <w:bookmarkEnd w:id="28"/>
-    <w:bookmarkStart w:id="29" w:name="documentation-design"/>
+    <w:bookmarkEnd w:id="17"/>
+    <w:bookmarkStart w:id="18" w:name="documentation-design"/>
     <w:p>
       <w:pPr>
         <w:pStyle w:val="Heading3"/>
@@ -312,8 +312,8 @@
         <w:t xml:space="preserve">many examples now include more explanation between code blocks, including interpretation hints and common mistakes</w:t>
       </w:r>
     </w:p>
-    <w:bookmarkEnd w:id="29"/>
-    <w:bookmarkEnd w:id="30"/>
+    <w:bookmarkEnd w:id="18"/>
+    <w:bookmarkEnd w:id="19"/>
     <w:sectPr>
       <w:footnotePr>
         <w:numRestart w:val="eachSect"/>
@@ -550,10 +550,10 @@
   <w:docDefaults>
     <w:rPrDefault>
       <w:rPr>
-        <w:rFonts w:asciiTheme="minorHAnsi" w:cstheme="minorBidi" w:eastAsiaTheme="minorHAnsi" w:hAnsiTheme="minorHAnsi"/>
+        <w:rFonts w:asciiTheme="minorHAnsi" w:cstheme="minorBidi" w:eastAsiaTheme="minorEastAsia" w:hAnsiTheme="minorHAnsi"/>
         <w:sz w:val="24"/>
         <w:szCs w:val="24"/>
-        <w:lang w:bidi="ar-SA" w:eastAsia="en-US" w:val="en-US"/>
+        <w:lang w:bidi="ar-SA" w:eastAsia="zh-CN" w:val="en-US"/>
       </w:rPr>
     </w:rPrDefault>
     <w:pPrDefault>
@@ -1094,13 +1094,6 @@
       </w:tblCellMar>
     </w:tblPr>
     <w:tblStylePr w:type="firstRow">
-      <w:tblPr>
-        <w:jc w:val="left"/>
-        <w:tblInd w:type="dxa" w:w="0"/>
-      </w:tblPr>
-      <w:trPr>
-        <w:jc w:val="left"/>
-      </w:trPr>
       <w:tcPr>
         <w:tcBorders>
           <w:bottom w:val="single"/>

--- a/examples/doc/README.docx
+++ b/examples/doc/README.docx
@@ -2,7 +2,7 @@
 <file path=word/document.xml><?xml version="1.0" encoding="utf-8"?>
 <w:document xmlns:w="http://schemas.openxmlformats.org/wordprocessingml/2006/main" xmlns:m="http://schemas.openxmlformats.org/officeDocument/2006/math" xmlns:r="http://schemas.openxmlformats.org/officeDocument/2006/relationships" xmlns:o="urn:schemas-microsoft-com:office:office" xmlns:v="urn:schemas-microsoft-com:vml" xmlns:w10="urn:schemas-microsoft-com:office:word" xmlns:a="http://schemas.openxmlformats.org/drawingml/2006/main" xmlns:pic="http://schemas.openxmlformats.org/drawingml/2006/picture" xmlns:wp="http://schemas.openxmlformats.org/drawingml/2006/wordprocessingDrawing">
   <w:body>
-    <w:bookmarkStart w:id="19" w:name="daltoolbox-examples"/>
+    <w:bookmarkStart w:id="20" w:name="daltoolbox-examples"/>
     <w:p>
       <w:pPr>
         <w:pStyle w:val="Heading1"/>
@@ -96,7 +96,7 @@
       </w:r>
     </w:p>
     <w:bookmarkEnd w:id="10"/>
-    <w:bookmarkStart w:id="17" w:name="thematic-example-collections"/>
+    <w:bookmarkStart w:id="18" w:name="thematic-example-collections"/>
     <w:p>
       <w:pPr>
         <w:pStyle w:val="Heading3"/>
@@ -210,14 +210,14 @@
           <w:rPr>
             <w:rStyle w:val="Hyperlink"/>
           </w:rPr>
-          <w:t xml:space="preserve">Graphics</w:t>
+          <w:t xml:space="preserve">Pattern mining</w:t>
         </w:r>
       </w:hyperlink>
       <w:r>
         <w:t xml:space="preserve"> </w:t>
       </w:r>
       <w:r>
-        <w:t xml:space="preserve">- comparison, distribution, relationship, time-oriented, and export-focused visualizations.</w:t>
+        <w:t xml:space="preserve">- association rules, frequent itemsets, sequential patterns, and descriptive evaluation of discovered patterns.</w:t>
       </w:r>
     </w:p>
     <w:p>
@@ -229,6 +229,29 @@
         </w:numPr>
       </w:pPr>
       <w:hyperlink r:id="rId16">
+        <w:r>
+          <w:rPr>
+            <w:rStyle w:val="Hyperlink"/>
+          </w:rPr>
+          <w:t xml:space="preserve">Graphics</w:t>
+        </w:r>
+      </w:hyperlink>
+      <w:r>
+        <w:t xml:space="preserve"> </w:t>
+      </w:r>
+      <w:r>
+        <w:t xml:space="preserve">- comparison, distribution, relationship, time-oriented, and export-focused visualizations.</w:t>
+      </w:r>
+    </w:p>
+    <w:p>
+      <w:pPr>
+        <w:pStyle w:val="Compact"/>
+        <w:numPr>
+          <w:ilvl w:val="0"/>
+          <w:numId w:val="1003"/>
+        </w:numPr>
+      </w:pPr>
+      <w:hyperlink r:id="rId17">
         <w:r>
           <w:rPr>
             <w:rStyle w:val="Hyperlink"/>
@@ -243,8 +266,8 @@
         <w:t xml:space="preserve">- examples showing how to integrate new transformations, classifiers, regressors, and clustering methods into the Experiment Line workflow.</w:t>
       </w:r>
     </w:p>
-    <w:bookmarkEnd w:id="17"/>
-    <w:bookmarkStart w:id="18" w:name="documentation-design"/>
+    <w:bookmarkEnd w:id="18"/>
+    <w:bookmarkStart w:id="19" w:name="documentation-design"/>
     <w:p>
       <w:pPr>
         <w:pStyle w:val="Heading3"/>
@@ -312,8 +335,8 @@
         <w:t xml:space="preserve">many examples now include more explanation between code blocks, including interpretation hints and common mistakes</w:t>
       </w:r>
     </w:p>
-    <w:bookmarkEnd w:id="18"/>
     <w:bookmarkEnd w:id="19"/>
+    <w:bookmarkEnd w:id="20"/>
     <w:sectPr>
       <w:footnotePr>
         <w:numRestart w:val="eachSect"/>

--- a/examples/doc/README.docx
+++ b/examples/doc/README.docx
@@ -16,7 +16,7 @@
         <w:pStyle w:val="FirstParagraph"/>
       </w:pPr>
       <w:r>
-        <w:t xml:space="preserve">The examples are reorganized to support two complementary entry points:</w:t>
+        <w:t xml:space="preserve">The examples now support two complementary entry points:</w:t>
       </w:r>
     </w:p>
     <w:p>
@@ -40,7 +40,7 @@
         </w:numPr>
       </w:pPr>
       <w:r>
-        <w:t xml:space="preserve">thematic example collections for readers who want to inspect a specific family of methods</w:t>
+        <w:t xml:space="preserve">thematic collections for readers who want to inspect one family of methods at a time</w:t>
       </w:r>
     </w:p>
     <w:p>
@@ -60,16 +60,16 @@
         <w:t xml:space="preserve">daltoolbox</w:t>
       </w:r>
       <w:r>
-        <w:t xml:space="preserve">, start with the tutorials. If you already know the package structure, the thematic collections remain available and were reorganized with more didactic descriptions.</w:t>
+        <w:t xml:space="preserve">, start with the tutorials. If you already know the basic Experiment Line, jump directly to the thematic collections.</w:t>
       </w:r>
     </w:p>
     <w:bookmarkStart w:id="10" w:name="guided-tutorial-track"/>
     <w:p>
       <w:pPr>
-        <w:pStyle w:val="Heading3"/>
-      </w:pPr>
-      <w:r>
-        <w:t xml:space="preserve">Guided tutorial track</w:t>
+        <w:pStyle w:val="Heading2"/>
+      </w:pPr>
+      <w:r>
+        <w:t xml:space="preserve">Guided Tutorial Track</w:t>
       </w:r>
     </w:p>
     <w:p>
@@ -92,17 +92,17 @@
         <w:t xml:space="preserve"> </w:t>
       </w:r>
       <w:r>
-        <w:t xml:space="preserve">- a 13-part learning sequence covering first experiment, sampling, data quality, preprocessing, baselines, metrics, model comparison, tuning, end-to-end pipelines, regression, clustering, visual analysis, and custom extensions.</w:t>
+        <w:t xml:space="preserve">- a structured path with semantic numbering blocks for foundations, classification study, workflow transfer, and extension.</w:t>
       </w:r>
     </w:p>
     <w:bookmarkEnd w:id="10"/>
     <w:bookmarkStart w:id="18" w:name="thematic-example-collections"/>
     <w:p>
       <w:pPr>
-        <w:pStyle w:val="Heading3"/>
-      </w:pPr>
-      <w:r>
-        <w:t xml:space="preserve">Thematic example collections</w:t>
+        <w:pStyle w:val="Heading2"/>
+      </w:pPr>
+      <w:r>
+        <w:t xml:space="preserve">Thematic Example Collections</w:t>
       </w:r>
     </w:p>
     <w:p>
@@ -125,7 +125,7 @@
         <w:t xml:space="preserve"> </w:t>
       </w:r>
       <w:r>
-        <w:t xml:space="preserve">- sampling, balancing, cleaning, scaling, encoding, smoothing, feature selection, dimensionality reduction, and curvature-based heuristics.</w:t>
+        <w:t xml:space="preserve">- sampling, cleaning, scaling, encoding, smoothing, balancing, feature selection, and dimensionality reduction.</w:t>
       </w:r>
     </w:p>
     <w:p>
@@ -148,7 +148,7 @@
         <w:t xml:space="preserve"> </w:t>
       </w:r>
       <w:r>
-        <w:t xml:space="preserve">- baseline models, core classifier families, and model selection.</w:t>
+        <w:t xml:space="preserve">- foundations, core learner families, and model selection.</w:t>
       </w:r>
     </w:p>
     <w:p>
@@ -171,7 +171,7 @@
         <w:t xml:space="preserve"> </w:t>
       </w:r>
       <w:r>
-        <w:t xml:space="preserve">- interpretable models, nonlinear learners, and tuning for numeric prediction.</w:t>
+        <w:t xml:space="preserve">- interpretable models, nonlinear learners, and tuning.</w:t>
       </w:r>
     </w:p>
     <w:p>
@@ -194,7 +194,7 @@
         <w:t xml:space="preserve"> </w:t>
       </w:r>
       <w:r>
-        <w:t xml:space="preserve">- partitional, medoid-based, density-based methods, and clustering model selection.</w:t>
+        <w:t xml:space="preserve">- partition-based methods, density-based clustering, and tuning.</w:t>
       </w:r>
     </w:p>
     <w:p>
@@ -217,7 +217,7 @@
         <w:t xml:space="preserve"> </w:t>
       </w:r>
       <w:r>
-        <w:t xml:space="preserve">- association rules, frequent itemsets, sequential patterns, and descriptive evaluation of discovered patterns.</w:t>
+        <w:t xml:space="preserve">- association rules, itemsets, and sequential patterns.</w:t>
       </w:r>
     </w:p>
     <w:p>
@@ -263,17 +263,17 @@
         <w:t xml:space="preserve"> </w:t>
       </w:r>
       <w:r>
-        <w:t xml:space="preserve">- examples showing how to integrate new transformations, classifiers, regressors, and clustering methods into the Experiment Line workflow.</w:t>
+        <w:t xml:space="preserve">- examples showing how to add new transformations and learners while preserving the DAL workflow.</w:t>
       </w:r>
     </w:p>
     <w:bookmarkEnd w:id="18"/>
     <w:bookmarkStart w:id="19" w:name="documentation-design"/>
     <w:p>
       <w:pPr>
-        <w:pStyle w:val="Heading3"/>
-      </w:pPr>
-      <w:r>
-        <w:t xml:space="preserve">Documentation design</w:t>
+        <w:pStyle w:val="Heading2"/>
+      </w:pPr>
+      <w:r>
+        <w:t xml:space="preserve">Documentation Design</w:t>
       </w:r>
     </w:p>
     <w:p>
@@ -281,7 +281,7 @@
         <w:pStyle w:val="FirstParagraph"/>
       </w:pPr>
       <w:r>
-        <w:t xml:space="preserve">The examples were revised to be more useful for learning:</w:t>
+        <w:t xml:space="preserve">The example corpus now follows a clearer didactic convention:</w:t>
       </w:r>
     </w:p>
     <w:p>
@@ -293,7 +293,7 @@
         </w:numPr>
       </w:pPr>
       <w:r>
-        <w:t xml:space="preserve">files inside each collection are now numbered in a suggested reading order</w:t>
+        <w:t xml:space="preserve">numbering uses semantic gaps so related examples stay grouped by topic</w:t>
       </w:r>
     </w:p>
     <w:p>
@@ -305,7 +305,7 @@
         </w:numPr>
       </w:pPr>
       <w:r>
-        <w:t xml:space="preserve">category</w:t>
+        <w:t xml:space="preserve">each subfolder</w:t>
       </w:r>
       <w:r>
         <w:t xml:space="preserve"> </w:t>
@@ -320,7 +320,7 @@
         <w:t xml:space="preserve"> </w:t>
       </w:r>
       <w:r>
-        <w:t xml:space="preserve">files group examples by subject rather than only by class name</w:t>
+        <w:t xml:space="preserve">explains the intended reading order instead of acting only as a catalog</w:t>
       </w:r>
     </w:p>
     <w:p>
@@ -332,7 +332,7 @@
         </w:numPr>
       </w:pPr>
       <w:r>
-        <w:t xml:space="preserve">many examples now include more explanation between code blocks, including interpretation hints and common mistakes</w:t>
+        <w:t xml:space="preserve">the weaker examples are being brought closer to the same teaching style used in the strongest notebooks</w:t>
       </w:r>
     </w:p>
     <w:bookmarkEnd w:id="19"/>
